--- a/clientes/icabaru/entregables/07_AUTORIZACIONES/Autorizacion_Imagen_Redes_Sociales.docx
+++ b/clientes/icabaru/entregables/07_AUTORIZACIONES/Autorizacion_Imagen_Redes_Sociales.docx
@@ -34,6 +34,18 @@
       </w:pPr>
       <w:r>
         <w:t xml:space="preserve">Autorizo de forma libre, expresa e informada a PARRILLA Y LUNCHERÍA ICABARU SRL para que use, reproduzca y publique mi imagen, voz y nombre en fotografías y videos captados en el desarrollo de mis actividades laborales, conforme al alcance y a los límites establecidos en esta autorización.</w:t>
+      </w:r>
+    </w:p>
+    <w:p>
+      <w:pPr>
+        <w:spacing w:after="120"/>
+      </w:pPr>
+      <w:r>
+        <w:rPr>
+          <w:sz w:val="20"/>
+          <w:szCs w:val="20"/>
+        </w:rPr>
+        <w:t xml:space="preserve">Protección del honor, la vida privada, la intimidad, la propia imagen, la confidencialidad y la reputación.</w:t>
       </w:r>
     </w:p>
     <w:p>
